--- a/dist/exports/straight-lines-and-pair-of-straight-lines_revision_notes.docx
+++ b/dist/exports/straight-lines-and-pair-of-straight-lines_revision_notes.docx
@@ -189,7 +189,7 @@
                 <w:color w:val="2D3748"/>
                 <w:sz w:val="19"/>
               </w:rPr>
-              <w:t>Straight Lines And Pair Of Straight Lines - Core Application</w:t>
+              <w:t>Distance, Slopes &amp; Forms of Straight Line</w:t>
             </w:r>
           </w:p>
         </w:tc>
@@ -209,7 +209,7 @@
               <w:rPr>
                 <w:sz w:val="19"/>
               </w:rPr>
-              <w:t>171 PYQs</w:t>
+              <w:t>100 PYQs</w:t>
             </w:r>
           </w:p>
         </w:tc>
@@ -230,7 +230,94 @@
                 <w:color w:val="718096"/>
                 <w:sz w:val="19"/>
               </w:rPr>
-              <w:t>General Concept</w:t>
+              <w:t>Straight Lines</w:t>
+            </w:r>
+          </w:p>
+        </w:tc>
+      </w:tr>
+      <w:tr>
+        <w:tc>
+          <w:tcPr>
+            <w:tcW w:type="dxa" w:w="2160"/>
+            <w:shd w:fill="FFFFFF"/>
+            <w:tcMar>
+              <w:top w:w="80" w:type="dxa"/>
+              <w:bottom w:w="80" w:type="dxa"/>
+              <w:left w:w="150" w:type="dxa"/>
+              <w:right w:w="150" w:type="dxa"/>
+            </w:tcMar>
+          </w:tcPr>
+          <w:p>
+            <w:r>
+              <w:rPr>
+                <w:b/>
+                <w:color w:val="C53030"/>
+                <w:sz w:val="19"/>
+              </w:rPr>
+              <w:t>Very High</w:t>
+            </w:r>
+          </w:p>
+        </w:tc>
+        <w:tc>
+          <w:tcPr>
+            <w:tcW w:type="dxa" w:w="4320"/>
+            <w:shd w:fill="FFFFFF"/>
+            <w:tcMar>
+              <w:top w:w="80" w:type="dxa"/>
+              <w:bottom w:w="80" w:type="dxa"/>
+              <w:left w:w="150" w:type="dxa"/>
+              <w:right w:w="150" w:type="dxa"/>
+            </w:tcMar>
+          </w:tcPr>
+          <w:p>
+            <w:r>
+              <w:rPr>
+                <w:b/>
+                <w:color w:val="2D3748"/>
+                <w:sz w:val="19"/>
+              </w:rPr>
+              <w:t>Pair of Straight Lines &amp; Angle Bisectors</w:t>
+            </w:r>
+          </w:p>
+        </w:tc>
+        <w:tc>
+          <w:tcPr>
+            <w:tcW w:type="dxa" w:w="1728"/>
+            <w:shd w:fill="FFFFFF"/>
+            <w:tcMar>
+              <w:top w:w="80" w:type="dxa"/>
+              <w:bottom w:w="80" w:type="dxa"/>
+              <w:left w:w="150" w:type="dxa"/>
+              <w:right w:w="150" w:type="dxa"/>
+            </w:tcMar>
+          </w:tcPr>
+          <w:p>
+            <w:r>
+              <w:rPr>
+                <w:sz w:val="19"/>
+              </w:rPr>
+              <w:t>74 PYQs</w:t>
+            </w:r>
+          </w:p>
+        </w:tc>
+        <w:tc>
+          <w:tcPr>
+            <w:tcW w:type="dxa" w:w="1872"/>
+            <w:shd w:fill="FFFFFF"/>
+            <w:tcMar>
+              <w:top w:w="80" w:type="dxa"/>
+              <w:bottom w:w="80" w:type="dxa"/>
+              <w:left w:w="150" w:type="dxa"/>
+              <w:right w:w="150" w:type="dxa"/>
+            </w:tcMar>
+          </w:tcPr>
+          <w:p>
+            <w:r>
+              <w:rPr>
+                <w:color w:val="718096"/>
+                <w:sz w:val="19"/>
+              </w:rPr>
+              <w:t>Homogeneous Lines</w:t>
             </w:r>
           </w:p>
         </w:tc>
@@ -311,6 +398,98 @@
           </w:p>
         </w:tc>
       </w:tr>
+      <w:tr>
+        <w:tc>
+          <w:tcPr>
+            <w:tcW w:type="dxa" w:w="3600"/>
+            <w:shd w:fill="F7FAFC"/>
+            <w:tcMar>
+              <w:top w:w="100" w:type="dxa"/>
+              <w:bottom w:w="100" w:type="dxa"/>
+              <w:left w:w="150" w:type="dxa"/>
+              <w:right w:w="150" w:type="dxa"/>
+            </w:tcMar>
+          </w:tcPr>
+          <w:p>
+            <w:r>
+              <w:rPr>
+                <w:b/>
+                <w:color w:val="1A365D"/>
+                <w:sz w:val="19"/>
+              </w:rPr>
+              <w:t>Distance, Slopes &amp; Forms of Straight Line</w:t>
+            </w:r>
+          </w:p>
+        </w:tc>
+        <w:tc>
+          <w:tcPr>
+            <w:tcW w:type="dxa" w:w="6480"/>
+            <w:shd w:fill="F7FAFC"/>
+            <w:tcMar>
+              <w:top w:w="100" w:type="dxa"/>
+              <w:bottom w:w="100" w:type="dxa"/>
+              <w:left w:w="150" w:type="dxa"/>
+              <w:right w:w="150" w:type="dxa"/>
+            </w:tcMar>
+          </w:tcPr>
+          <w:p>
+            <w:r>
+              <w:rPr>
+                <w:rFonts w:ascii="Cambria Math" w:hAnsi="Cambria Math"/>
+                <w:color w:val="2D3748"/>
+                <w:sz w:val="19"/>
+              </w:rPr>
+              <w:t>d = \frac{|a x_1 + b y_1 + c|}{\sqrt{a^2 + b^2}}, \quad d_{\text{parallel}} = \frac{|c_1 - c_2|}{\sqrt{a^2 + b^2}}, \quad \text{Foot: } \frac{x - x_1}{a} = \frac{y - y_1}{b} = -\frac{ax_1 + by_1 + c}{a^2 + b^2}</w:t>
+            </w:r>
+          </w:p>
+        </w:tc>
+      </w:tr>
+      <w:tr>
+        <w:tc>
+          <w:tcPr>
+            <w:tcW w:type="dxa" w:w="3600"/>
+            <w:shd w:fill="FFFFFF"/>
+            <w:tcMar>
+              <w:top w:w="100" w:type="dxa"/>
+              <w:bottom w:w="100" w:type="dxa"/>
+              <w:left w:w="150" w:type="dxa"/>
+              <w:right w:w="150" w:type="dxa"/>
+            </w:tcMar>
+          </w:tcPr>
+          <w:p>
+            <w:r>
+              <w:rPr>
+                <w:b/>
+                <w:color w:val="1A365D"/>
+                <w:sz w:val="19"/>
+              </w:rPr>
+              <w:t>Pair of Straight Lines &amp; Angle Bisectors</w:t>
+            </w:r>
+          </w:p>
+        </w:tc>
+        <w:tc>
+          <w:tcPr>
+            <w:tcW w:type="dxa" w:w="6480"/>
+            <w:shd w:fill="FFFFFF"/>
+            <w:tcMar>
+              <w:top w:w="100" w:type="dxa"/>
+              <w:bottom w:w="100" w:type="dxa"/>
+              <w:left w:w="150" w:type="dxa"/>
+              <w:right w:w="150" w:type="dxa"/>
+            </w:tcMar>
+          </w:tcPr>
+          <w:p>
+            <w:r>
+              <w:rPr>
+                <w:rFonts w:ascii="Cambria Math" w:hAnsi="Cambria Math"/>
+                <w:color w:val="2D3748"/>
+                <w:sz w:val="19"/>
+              </w:rPr>
+              <w:t>\tan\theta = \left|\frac{2\sqrt{h^2 - ab}}{a + b}\right|, \quad \text{Perpendicular } \iff a + b = 0, \quad \text{Coincident } \iff h^2 = ab, \quad \frac{x^2 - y^2}{a - b} = \frac{xy}{h}</w:t>
+            </w:r>
+          </w:p>
+        </w:tc>
+      </w:tr>
     </w:tbl>
     <w:p>
       <w:pPr>
@@ -338,7 +517,7 @@
           <w:color w:val="2B6CB0"/>
           <w:sz w:val="24"/>
         </w:rPr>
-        <w:t>3.1 Straight Lines And Pair Of Straight Lines - Core Application (Very High Yield — 171 PYQs)</w:t>
+        <w:t>3.1 Distance, Slopes &amp; Forms of Straight Line (Very High Yield — 100 PYQs)</w:t>
       </w:r>
     </w:p>
     <w:p>
@@ -353,7 +532,7 @@
         <w:rPr>
           <w:sz w:val="20"/>
         </w:rPr>
-        <w:t>Key problem pattern in Straight Lines And Pair Of Straight Lines.</w:t>
+        <w:t>Linear equations, distance formulas, family of lines L_1 + λ L_2 = 0, and coordinates of reflections (images) in lines.</w:t>
       </w:r>
     </w:p>
     <w:tbl>
@@ -391,7 +570,7 @@
                 <w:color w:val="2D3748"/>
                 <w:sz w:val="19"/>
               </w:rPr>
-              <w:t>Watch for algebraic and sign errors.</w:t>
+              <w:t>For distance between parallel lines, ensure coefficients of x and y are MADE IDENTICAL before subtracting c_1 - c_2.</w:t>
             </w:r>
           </w:p>
         </w:tc>
@@ -432,7 +611,215 @@
                 <w:color w:val="2D3748"/>
                 <w:sz w:val="19"/>
               </w:rPr>
-              <w:t>Verify dimensions and boundary conditions.</w:t>
+              <w:t>Image of point (x_1, y_1) in line ax + by + c = 0 is given by (x - x_1 / a) = (y - y_1 / b) = -2(ax_1 + by_1 + c / a^2 + b^2).</w:t>
+            </w:r>
+          </w:p>
+        </w:tc>
+      </w:tr>
+    </w:tbl>
+    <w:p>
+      <w:pPr>
+        <w:spacing w:before="120" w:after="40"/>
+      </w:pPr>
+      <w:r>
+        <w:rPr>
+          <w:b/>
+          <w:color w:val="1A365D"/>
+          <w:sz w:val="19"/>
+        </w:rPr>
+        <w:t>Source PYQs testing this concept:</w:t>
+      </w:r>
+    </w:p>
+    <w:p>
+      <w:pPr>
+        <w:pStyle w:val="ListBullet"/>
+        <w:spacing w:after="40"/>
+      </w:pPr>
+      <w:r>
+        <w:rPr>
+          <w:b/>
+          <w:sz w:val="18"/>
+        </w:rPr>
+        <w:t xml:space="preserve">[2026 Evening Shift] Q#1 (MCQ): </w:t>
+      </w:r>
+      <w:r>
+        <w:rPr>
+          <w:sz w:val="18"/>
+        </w:rPr>
+        <w:t xml:space="preserve">"If a straight line drawn through the point of intersection of the lines 4x+3y-1=0 and 3x+4y-1=0 , meets the co-ordinate axes at the poin..."  </w:t>
+      </w:r>
+      <w:r>
+        <w:rPr>
+          <w:b/>
+          <w:color w:val="2B6CB0"/>
+          <w:sz w:val="18"/>
+        </w:rPr>
+        <w:t>[Ans: N/A]</w:t>
+      </w:r>
+    </w:p>
+    <w:p>
+      <w:pPr>
+        <w:pStyle w:val="ListBullet"/>
+        <w:spacing w:after="40"/>
+      </w:pPr>
+      <w:r>
+        <w:rPr>
+          <w:b/>
+          <w:sz w:val="18"/>
+        </w:rPr>
+        <w:t xml:space="preserve">[2026 Morning Shift] Q#2 (MCQ): </w:t>
+      </w:r>
+      <w:r>
+        <w:rPr>
+          <w:sz w:val="18"/>
+        </w:rPr>
+        <w:t xml:space="preserve">"In an equilateral triangle PQR , let the vertex P be at (3,5) and the side QR be along the line x+y=4 . If the orthocentre of the ..."  </w:t>
+      </w:r>
+      <w:r>
+        <w:rPr>
+          <w:b/>
+          <w:color w:val="2B6CB0"/>
+          <w:sz w:val="18"/>
+        </w:rPr>
+        <w:t>[Ans: D]</w:t>
+      </w:r>
+    </w:p>
+    <w:p>
+      <w:pPr>
+        <w:pStyle w:val="ListBullet"/>
+        <w:spacing w:after="40"/>
+      </w:pPr>
+      <w:r>
+        <w:rPr>
+          <w:b/>
+          <w:sz w:val="18"/>
+        </w:rPr>
+        <w:t xml:space="preserve">[2026 Morning Shift] Q#2 (MCQ): </w:t>
+      </w:r>
+      <w:r>
+        <w:rPr>
+          <w:sz w:val="18"/>
+        </w:rPr>
+        <w:t xml:space="preserve">"Let ABC be an equilateral triangle with orthocenter at the origin and the side BC on the line x+2√(2)y=4 . If the co-ordinates of the ..."  </w:t>
+      </w:r>
+      <w:r>
+        <w:rPr>
+          <w:b/>
+          <w:color w:val="2B6CB0"/>
+          <w:sz w:val="18"/>
+        </w:rPr>
+        <w:t>[Ans: N/A]</w:t>
+      </w:r>
+    </w:p>
+    <w:p>
+      <w:pPr>
+        <w:spacing w:after="120"/>
+      </w:pPr>
+    </w:p>
+    <w:p>
+      <w:pPr>
+        <w:pStyle w:val="Heading2"/>
+      </w:pPr>
+      <w:r>
+        <w:rPr>
+          <w:color w:val="2B6CB0"/>
+          <w:sz w:val="24"/>
+        </w:rPr>
+        <w:t>3.2 Pair of Straight Lines &amp; Angle Bisectors (Very High Yield — 74 PYQs)</w:t>
+      </w:r>
+    </w:p>
+    <w:p>
+      <w:r>
+        <w:rPr>
+          <w:b/>
+          <w:sz w:val="20"/>
+        </w:rPr>
+        <w:t xml:space="preserve">Core Principle: </w:t>
+      </w:r>
+      <w:r>
+        <w:rPr>
+          <w:sz w:val="20"/>
+        </w:rPr>
+        <w:t>Joint equations of lines through origin, condition of perpendicularity (a + b = 0), and joint equation of angle bisectors.</w:t>
+      </w:r>
+    </w:p>
+    <w:tbl>
+      <w:tblPr>
+        <w:tblW w:type="auto" w:w="0"/>
+        <w:jc w:val="center"/>
+        <w:tblLook w:firstColumn="1" w:firstRow="1" w:lastColumn="0" w:lastRow="0" w:noHBand="0" w:noVBand="1" w:val="04A0"/>
+      </w:tblPr>
+      <w:tblGrid>
+        <w:gridCol w:w="10080"/>
+      </w:tblGrid>
+      <w:tr>
+        <w:tc>
+          <w:tcPr>
+            <w:tcW w:type="dxa" w:w="10080"/>
+            <w:shd w:fill="FFF5F5"/>
+            <w:tcMar>
+              <w:top w:w="100" w:type="dxa"/>
+              <w:bottom w:w="100" w:type="dxa"/>
+              <w:left w:w="150" w:type="dxa"/>
+              <w:right w:w="150" w:type="dxa"/>
+            </w:tcMar>
+          </w:tcPr>
+          <w:p>
+            <w:r>
+              <w:rPr>
+                <w:b/>
+                <w:color w:val="C53030"/>
+                <w:sz w:val="19"/>
+              </w:rPr>
+              <w:t xml:space="preserve">⚠️ Common Trap / JEE Pitfall: </w:t>
+            </w:r>
+            <w:r>
+              <w:rPr>
+                <w:color w:val="2D3748"/>
+                <w:sz w:val="19"/>
+              </w:rPr>
+              <w:t>If a + b = 0, the lines represented by ax^2 + 2hxy + by^2 = 0 are mutually perpendicular regardless of value of h.</w:t>
+            </w:r>
+          </w:p>
+        </w:tc>
+      </w:tr>
+    </w:tbl>
+    <w:tbl>
+      <w:tblPr>
+        <w:tblW w:type="auto" w:w="0"/>
+        <w:jc w:val="center"/>
+        <w:tblLook w:firstColumn="1" w:firstRow="1" w:lastColumn="0" w:lastRow="0" w:noHBand="0" w:noVBand="1" w:val="04A0"/>
+      </w:tblPr>
+      <w:tblGrid>
+        <w:gridCol w:w="10080"/>
+      </w:tblGrid>
+      <w:tr>
+        <w:tc>
+          <w:tcPr>
+            <w:tcW w:type="dxa" w:w="10080"/>
+            <w:shd w:fill="F0FFF4"/>
+            <w:tcMar>
+              <w:top w:w="100" w:type="dxa"/>
+              <w:bottom w:w="100" w:type="dxa"/>
+              <w:left w:w="150" w:type="dxa"/>
+              <w:right w:w="150" w:type="dxa"/>
+            </w:tcMar>
+          </w:tcPr>
+          <w:p>
+            <w:r>
+              <w:rPr>
+                <w:b/>
+                <w:color w:val="276749"/>
+                <w:sz w:val="19"/>
+              </w:rPr>
+              <w:t xml:space="preserve">💡 Speed Hack / Trick: </w:t>
+            </w:r>
+            <w:r>
+              <w:rPr>
+                <w:color w:val="2D3748"/>
+                <w:sz w:val="19"/>
+              </w:rPr>
+              <w:t>General second degree equation represents pair of lines if Δ = abc + 2fgh - af^2 - bg^2 - ch^2 = 0.</w:t>
             </w:r>
           </w:p>
         </w:tc>
@@ -662,6 +1049,129 @@
               <w:t>Solution Analysis:</w:t>
               <w:br/>
               <w:t>Let the midpoints of the sides of triangle ABC be D((5 / 2),7),E((5 / 2),3),F(4,5) We have to find the incentre (ℎ,k) of triangle ABC . Step 1: Use the fact about the medial triangle The triangle formed by joining the midpoints of the sides of a triangle is called the medial triangle. If the midpoints are known, then the original triangle can be reconstructed using: A=E+F-D,B=F+D-E,C=D+E-F Now calculate each vertex. Vertex A A=((5 / 2),3)+(4,5)-((5 / 2),7) A=(4,1) Vertex B B=(4,5)+((5 / 2),7)-((5 / 2),3) B=(4,9) Vertex C C=((5 / 2),7)+((5 / 2),3)-(4,5) C=(1,5) So the triangle has vertices A(4,1),B(4,9),C(1,5) Step 2: Find the side lengths Using distance formula: Side opposite A , i.e. BC BC=√((4-1)^2)+(9-5)^2=√(3^2)+4^2=5 Side opposite B , i.e. CA CA=√((4-1)^2)+(1-5)^2=√(3^2)+(-4)^2=5 Side opposite C , i.e. AB AB=√((4-4)^2)+(9-1)^2=8 Thus, a=5,b=5,c=8 Step 3: Use incentre formula The incentre of triangle with vertices A(x_(1),y_(1)) , B(x_(2),y_(2)) , C(x_(3),y_(3)) is (\fracax_(1)+bx_(2)+cx_(3)a+b+c,\fracay_(1)+by_(2)+cy_(3)a+b+c) where a=BC b=CA c=AB Substitute the values: ℎ=(5 · 4+5 · 4+8 · 1 / 5+5+8)=(20+20+8 / 18)=(48 / 18)=(8 / 3) k=(5 · 1+5 · 9+8 · 5 / 18)=(5+45+40 / 18)=(90 / 18)=5 So the incentre is ((8 / 3),5) Step 4: Find 3ℎ+k 3ℎ+k=3 · (8 / 3)+5=8+5=13 Therefore, the answer is 13 So, the correct option is Option C .</w:t>
+            </w:r>
+          </w:p>
+        </w:tc>
+      </w:tr>
+    </w:tbl>
+    <w:p>
+      <w:pPr>
+        <w:spacing w:after="120"/>
+      </w:pPr>
+    </w:p>
+    <w:p>
+      <w:pPr>
+        <w:spacing w:before="160" w:after="40"/>
+      </w:pPr>
+      <w:r>
+        <w:rPr>
+          <w:b/>
+          <w:color w:val="1A365D"/>
+          <w:sz w:val="22"/>
+        </w:rPr>
+        <w:t>Benchmark Problem 2: JEE Main 2026 (Online) 5th April Morning Shift (Q#2)</w:t>
+      </w:r>
+    </w:p>
+    <w:p>
+      <w:pPr>
+        <w:spacing w:after="80"/>
+      </w:pPr>
+      <w:r>
+        <w:rPr>
+          <w:sz w:val="20"/>
+        </w:rPr>
+        <w:t>In an equilateral triangle PQR , let the vertex P be at (3,5) and the side QR be along the line x+y=4 . If the orthocentre of the triangle PQR is (α,β) , then 9(α+β) is equal to:</w:t>
+      </w:r>
+    </w:p>
+    <w:p>
+      <w:pPr>
+        <w:pStyle w:val="ListBullet"/>
+        <w:spacing w:after="20"/>
+      </w:pPr>
+      <w:r>
+        <w:rPr>
+          <w:sz w:val="19"/>
+        </w:rPr>
+        <w:t>(A) 16</w:t>
+      </w:r>
+    </w:p>
+    <w:p>
+      <w:pPr>
+        <w:pStyle w:val="ListBullet"/>
+        <w:spacing w:after="20"/>
+      </w:pPr>
+      <w:r>
+        <w:rPr>
+          <w:sz w:val="19"/>
+        </w:rPr>
+        <w:t>(B) 27</w:t>
+      </w:r>
+    </w:p>
+    <w:p>
+      <w:pPr>
+        <w:pStyle w:val="ListBullet"/>
+        <w:spacing w:after="20"/>
+      </w:pPr>
+      <w:r>
+        <w:rPr>
+          <w:sz w:val="19"/>
+        </w:rPr>
+        <w:t>(C) 36</w:t>
+      </w:r>
+    </w:p>
+    <w:p>
+      <w:pPr>
+        <w:pStyle w:val="ListBullet"/>
+        <w:spacing w:after="20"/>
+      </w:pPr>
+      <w:r>
+        <w:rPr>
+          <w:b/>
+          <w:color w:val="276749"/>
+          <w:sz w:val="19"/>
+        </w:rPr>
+        <w:t>(D) 48</w:t>
+      </w:r>
+    </w:p>
+    <w:tbl>
+      <w:tblPr>
+        <w:tblW w:type="auto" w:w="0"/>
+        <w:jc w:val="center"/>
+        <w:tblLook w:firstColumn="1" w:firstRow="1" w:lastColumn="0" w:lastRow="0" w:noHBand="0" w:noVBand="1" w:val="04A0"/>
+      </w:tblPr>
+      <w:tblGrid>
+        <w:gridCol w:w="10080"/>
+      </w:tblGrid>
+      <w:tr>
+        <w:tc>
+          <w:tcPr>
+            <w:tcW w:type="dxa" w:w="10080"/>
+            <w:shd w:fill="F7FAFC"/>
+            <w:tcMar>
+              <w:top w:w="100" w:type="dxa"/>
+              <w:bottom w:w="100" w:type="dxa"/>
+              <w:left w:w="150" w:type="dxa"/>
+              <w:right w:w="150" w:type="dxa"/>
+            </w:tcMar>
+          </w:tcPr>
+          <w:p>
+            <w:r>
+              <w:rPr>
+                <w:b/>
+                <w:color w:val="1A365D"/>
+                <w:sz w:val="19"/>
+              </w:rPr>
+              <w:t>Correct Answer: D</w:t>
+              <w:br/>
+            </w:r>
+            <w:r>
+              <w:rPr>
+                <w:color w:val="2D3748"/>
+                <w:sz w:val="18"/>
+              </w:rPr>
+              <w:t>Solution Analysis:</w:t>
+              <w:br/>
+              <w:t>Since QR lies on the line x+y=4, and P=(3,5) , first find the altitude from P to the side QR . In an equilateral triangle, all altitudes, medians and angle bisectors coincide. Also, the orthocentre lies on the altitude from each vertex and divides the altitude in the ratio 2:1 from the vertex. So let us proceed step by step. The line QR has equation x+y-4=0. Distance of point P(3,5) from this line is d=\frac|3+5-4|√(1^2)+1^2=\frac4√(2)=2√(2). This is the altitude of the equilateral triangle from vertex P . Now, the foot of the perpendicular from P to the line x+y=4 lies on the altitude. Since in an equilateral triangle the orthocentre lies at (2 / 3) of the altitude from the vertex, we can find it along the perpendicular direction. The slope of x+y=4 is -1 , so the perpendicular slope is 1 . Hence the altitude through P(3,5) is y-5=1(x-3) or y=x+2. The orthocentre lies on this line. Now find the foot of perpendicular from P to x+y=4 by solving y=x+2 and x+y=4. Substitute y=x+2 into x+y=4 : x+(x+2)=4 2x=2 x=1,y=3. So the foot is (1,3) . Thus the altitude segment is from P(3,5) to (1,3) . The orthocentre divides this altitude in the ratio 2:1 from vertex P . Therefore, H=((2 · 1+1 · 3 / 3),(2 · 3+1 · 5 / 3)) This is incorrect ratio placement, so let us use the correct section carefully: If H divides the segment from P to foot D in the ratio 2:1 , then H=P+(2 / 3)(D-P). Here, D-P=(1-3,3-5)=(-2,-2). So H=(3,5)+(2 / 3)(-2,-2)=(3-(4 / 3),5-(4 / 3))=((5 / 3),(11 / 3)). Thus, α=(5 / 3),β=(11 / 3). So, α+β=(5 / 3)+(11 / 3)=(16 / 3). Therefore, 9(α+β)=9 · (16 / 3)=48. Hence the correct answer is 48 So, Option D is correct.</w:t>
             </w:r>
           </w:p>
         </w:tc>

--- a/dist/exports/straight-lines-and-pair-of-straight-lines_revision_notes.docx
+++ b/dist/exports/straight-lines-and-pair-of-straight-lines_revision_notes.docx
@@ -209,7 +209,7 @@
               <w:rPr>
                 <w:sz w:val="19"/>
               </w:rPr>
-              <w:t>100 PYQs</w:t>
+              <w:t>119 PYQs</w:t>
             </w:r>
           </w:p>
         </w:tc>
@@ -296,7 +296,7 @@
               <w:rPr>
                 <w:sz w:val="19"/>
               </w:rPr>
-              <w:t>74 PYQs</w:t>
+              <w:t>53 PYQs</w:t>
             </w:r>
           </w:p>
         </w:tc>
@@ -517,7 +517,7 @@
           <w:color w:val="2B6CB0"/>
           <w:sz w:val="24"/>
         </w:rPr>
-        <w:t>3.1 Distance, Slopes &amp; Forms of Straight Line (Very High Yield — 100 PYQs)</w:t>
+        <w:t>3.1 Distance, Slopes &amp; Forms of Straight Line (Very High Yield — 119 PYQs)</w:t>
       </w:r>
     </w:p>
     <w:p>
@@ -667,13 +667,13 @@
           <w:b/>
           <w:sz w:val="18"/>
         </w:rPr>
-        <w:t xml:space="preserve">[2026 Morning Shift] Q#2 (MCQ): </w:t>
+        <w:t xml:space="preserve">[2026 Morning Shift] Q#1 (MCQ): </w:t>
       </w:r>
       <w:r>
         <w:rPr>
           <w:sz w:val="18"/>
         </w:rPr>
-        <w:t xml:space="preserve">"In an equilateral triangle PQR , let the vertex P be at (3,5) and the side QR be along the line x+y=4 . If the orthocentre of the ..."  </w:t>
+        <w:t xml:space="preserve">"Let the mid points of the sides of a triangle ABC be ((5 / 2),7) , ((5 / 2),3) and (4,5) . If its incentre is (ℎ,k) , then $..."  </w:t>
       </w:r>
       <w:r>
         <w:rPr>
@@ -681,7 +681,7 @@
           <w:color w:val="2B6CB0"/>
           <w:sz w:val="18"/>
         </w:rPr>
-        <w:t>[Ans: D]</w:t>
+        <w:t>[Ans: C]</w:t>
       </w:r>
     </w:p>
     <w:p>
@@ -694,13 +694,13 @@
           <w:b/>
           <w:sz w:val="18"/>
         </w:rPr>
-        <w:t xml:space="preserve">[2026 Morning Shift] Q#2 (MCQ): </w:t>
+        <w:t xml:space="preserve">[2026 Evening Shift] Q#1 (MCQ): </w:t>
       </w:r>
       <w:r>
         <w:rPr>
           <w:sz w:val="18"/>
         </w:rPr>
-        <w:t xml:space="preserve">"Let ABC be an equilateral triangle with orthocenter at the origin and the side BC on the line x+2√(2)y=4 . If the co-ordinates of the ..."  </w:t>
+        <w:t xml:space="preserve">"Let A(1,2) and C(-3,-6) be two diagonally opposite vertices of a rhombus, whose sides AD and BC are parallel to the line 7x-y=14 . If ..."  </w:t>
       </w:r>
       <w:r>
         <w:rPr>
@@ -708,7 +708,7 @@
           <w:color w:val="2B6CB0"/>
           <w:sz w:val="18"/>
         </w:rPr>
-        <w:t>[Ans: N/A]</w:t>
+        <w:t>[Ans: B]</w:t>
       </w:r>
     </w:p>
     <w:p>
@@ -725,7 +725,7 @@
           <w:color w:val="2B6CB0"/>
           <w:sz w:val="24"/>
         </w:rPr>
-        <w:t>3.2 Pair of Straight Lines &amp; Angle Bisectors (Very High Yield — 74 PYQs)</w:t>
+        <w:t>3.2 Pair of Straight Lines &amp; Angle Bisectors (Very High Yield — 53 PYQs)</w:t>
       </w:r>
     </w:p>
     <w:p>
@@ -848,13 +848,40 @@
           <w:b/>
           <w:sz w:val="18"/>
         </w:rPr>
-        <w:t xml:space="preserve">[2026 Evening Shift] Q#1 (MCQ): </w:t>
+        <w:t xml:space="preserve">[2026 Evening Shift] Q#1 (Numerical): </w:t>
       </w:r>
       <w:r>
         <w:rPr>
           <w:sz w:val="18"/>
         </w:rPr>
-        <w:t xml:space="preserve">"If a straight line drawn through the point of intersection of the lines 4x+3y-1=0 and 3x+4y-1=0 , meets the co-ordinate axes at the poin..."  </w:t>
+        <w:t xml:space="preserve">"From the point (-1,-1) , two rays are sent making angles of 45° with the line x+y=0 . These rays get reflected from the mirror ..."  </w:t>
+      </w:r>
+      <w:r>
+        <w:rPr>
+          <w:b/>
+          <w:color w:val="2B6CB0"/>
+          <w:sz w:val="18"/>
+        </w:rPr>
+        <w:t>[Ans: 7]</w:t>
+      </w:r>
+    </w:p>
+    <w:p>
+      <w:pPr>
+        <w:pStyle w:val="ListBullet"/>
+        <w:spacing w:after="40"/>
+      </w:pPr>
+      <w:r>
+        <w:rPr>
+          <w:b/>
+          <w:sz w:val="18"/>
+        </w:rPr>
+        <w:t xml:space="preserve">[2026 Morning Shift] Q#2 (MCQ): </w:t>
+      </w:r>
+      <w:r>
+        <w:rPr>
+          <w:sz w:val="18"/>
+        </w:rPr>
+        <w:t xml:space="preserve">"Let ABC be an equilateral triangle with orthocenter at the origin and the side BC on the line x+2√(2)y=4 . If the co-ordinates of the ..."  </w:t>
       </w:r>
       <w:r>
         <w:rPr>
@@ -875,13 +902,13 @@
           <w:b/>
           <w:sz w:val="18"/>
         </w:rPr>
-        <w:t xml:space="preserve">[2026 Morning Shift] Q#1 (MCQ): </w:t>
+        <w:t xml:space="preserve">[2026 Morning Shift] Q#3 (MCQ): </w:t>
       </w:r>
       <w:r>
         <w:rPr>
           <w:sz w:val="18"/>
         </w:rPr>
-        <w:t xml:space="preserve">"Let the mid points of the sides of a triangle ABC be ((5 / 2),7) , ((5 / 2),3) and (4,5) . If its incentre is (ℎ,k) , then $..."  </w:t>
+        <w:t xml:space="preserve">"Let the line L_(1):x+3=0 intersect the lines L_(2):x-y=0 and L_(3):3x+y=0 at the points A and B , respectively. Let the bisector of th..."  </w:t>
       </w:r>
       <w:r>
         <w:rPr>
@@ -889,34 +916,7 @@
           <w:color w:val="2B6CB0"/>
           <w:sz w:val="18"/>
         </w:rPr>
-        <w:t>[Ans: C]</w:t>
-      </w:r>
-    </w:p>
-    <w:p>
-      <w:pPr>
-        <w:pStyle w:val="ListBullet"/>
-        <w:spacing w:after="40"/>
-      </w:pPr>
-      <w:r>
-        <w:rPr>
-          <w:b/>
-          <w:sz w:val="18"/>
-        </w:rPr>
-        <w:t xml:space="preserve">[2026 Evening Shift] Q#1 (MCQ): </w:t>
-      </w:r>
-      <w:r>
-        <w:rPr>
-          <w:sz w:val="18"/>
-        </w:rPr>
-        <w:t xml:space="preserve">"Let A(1,2) and C(-3,-6) be two diagonally opposite vertices of a rhombus, whose sides AD and BC are parallel to the line 7x-y=14 . If ..."  </w:t>
-      </w:r>
-      <w:r>
-        <w:rPr>
-          <w:b/>
-          <w:color w:val="2B6CB0"/>
-          <w:sz w:val="18"/>
-        </w:rPr>
-        <w:t>[Ans: B]</w:t>
+        <w:t>[Ans: A]</w:t>
       </w:r>
     </w:p>
     <w:p>
@@ -1069,7 +1069,7 @@
           <w:color w:val="1A365D"/>
           <w:sz w:val="22"/>
         </w:rPr>
-        <w:t>Benchmark Problem 2: JEE Main 2026 (Online) 5th April Morning Shift (Q#2)</w:t>
+        <w:t>Benchmark Problem 2: JEE Main 2026 (Online) 5th April Evening Shift (Q#1)</w:t>
       </w:r>
     </w:p>
     <w:p>
@@ -1080,57 +1080,7 @@
         <w:rPr>
           <w:sz w:val="20"/>
         </w:rPr>
-        <w:t>In an equilateral triangle PQR , let the vertex P be at (3,5) and the side QR be along the line x+y=4 . If the orthocentre of the triangle PQR is (α,β) , then 9(α+β) is equal to:</w:t>
-      </w:r>
-    </w:p>
-    <w:p>
-      <w:pPr>
-        <w:pStyle w:val="ListBullet"/>
-        <w:spacing w:after="20"/>
-      </w:pPr>
-      <w:r>
-        <w:rPr>
-          <w:sz w:val="19"/>
-        </w:rPr>
-        <w:t>(A) 16</w:t>
-      </w:r>
-    </w:p>
-    <w:p>
-      <w:pPr>
-        <w:pStyle w:val="ListBullet"/>
-        <w:spacing w:after="20"/>
-      </w:pPr>
-      <w:r>
-        <w:rPr>
-          <w:sz w:val="19"/>
-        </w:rPr>
-        <w:t>(B) 27</w:t>
-      </w:r>
-    </w:p>
-    <w:p>
-      <w:pPr>
-        <w:pStyle w:val="ListBullet"/>
-        <w:spacing w:after="20"/>
-      </w:pPr>
-      <w:r>
-        <w:rPr>
-          <w:sz w:val="19"/>
-        </w:rPr>
-        <w:t>(C) 36</w:t>
-      </w:r>
-    </w:p>
-    <w:p>
-      <w:pPr>
-        <w:pStyle w:val="ListBullet"/>
-        <w:spacing w:after="20"/>
-      </w:pPr>
-      <w:r>
-        <w:rPr>
-          <w:b/>
-          <w:color w:val="276749"/>
-          <w:sz w:val="19"/>
-        </w:rPr>
-        <w:t>(D) 48</w:t>
+        <w:t>From the point (-1,-1) , two rays are sent making angles of 45° with the line x+y=0 . These rays get reflected from the mirror x+2y=1 . If the equations of the reflected rays are ax+by=9 and cx+dy=7,a,b,c,d ∈ Z , then the value of ad+bc is ____ .</w:t>
       </w:r>
     </w:p>
     <w:tbl>
@@ -1161,7 +1111,7 @@
                 <w:color w:val="1A365D"/>
                 <w:sz w:val="19"/>
               </w:rPr>
-              <w:t>Correct Answer: D</w:t>
+              <w:t>Correct Answer: 7</w:t>
               <w:br/>
             </w:r>
             <w:r>
@@ -1171,7 +1121,7 @@
               </w:rPr>
               <w:t>Solution Analysis:</w:t>
               <w:br/>
-              <w:t>Since QR lies on the line x+y=4, and P=(3,5) , first find the altitude from P to the side QR . In an equilateral triangle, all altitudes, medians and angle bisectors coincide. Also, the orthocentre lies on the altitude from each vertex and divides the altitude in the ratio 2:1 from the vertex. So let us proceed step by step. The line QR has equation x+y-4=0. Distance of point P(3,5) from this line is d=\frac|3+5-4|√(1^2)+1^2=\frac4√(2)=2√(2). This is the altitude of the equilateral triangle from vertex P . Now, the foot of the perpendicular from P to the line x+y=4 lies on the altitude. Since in an equilateral triangle the orthocentre lies at (2 / 3) of the altitude from the vertex, we can find it along the perpendicular direction. The slope of x+y=4 is -1 , so the perpendicular slope is 1 . Hence the altitude through P(3,5) is y-5=1(x-3) or y=x+2. The orthocentre lies on this line. Now find the foot of perpendicular from P to x+y=4 by solving y=x+2 and x+y=4. Substitute y=x+2 into x+y=4 : x+(x+2)=4 2x=2 x=1,y=3. So the foot is (1,3) . Thus the altitude segment is from P(3,5) to (1,3) . The orthocentre divides this altitude in the ratio 2:1 from vertex P . Therefore, H=((2 · 1+1 · 3 / 3),(2 · 3+1 · 5 / 3)) This is incorrect ratio placement, so let us use the correct section carefully: If H divides the segment from P to foot D in the ratio 2:1 , then H=P+(2 / 3)(D-P). Here, D-P=(1-3,3-5)=(-2,-2). So H=(3,5)+(2 / 3)(-2,-2)=(3-(4 / 3),5-(4 / 3))=((5 / 3),(11 / 3)). Thus, α=(5 / 3),β=(11 / 3). So, α+β=(5 / 3)+(11 / 3)=(16 / 3). Therefore, 9(α+β)=9 · (16 / 3)=48. Hence the correct answer is 48 So, Option D is correct.</w:t>
+              <w:t>Line x+y=0 has slope -1 . If a ray has slope m and makes an angle 45° with this line, then by the angle formula between two lines we use: tan45°=|(m+1 / 1-m)| Now tan45°=1 , so we get: → ± 1=(m+1 / 1-m) Solving this gives two possible directions. One solution gives a horizontal line ( m=0 ), and the other corresponds to a vertical line (perpendicular to the x -axis). → m=0 &amp; one line is perpendicular to x axis. Both rays start from (-1,-1) , so the two incident rays are: L_(1) : x=-1 , L_(2) : y=-1 Next, each ray reflects from the mirror line x+2y=1 . To get the reflected ray, we take the mirror image of the incident line in the mirror. First, take the mirror image of x+1=0 in x+2y=1 . Now taking mirror image of x+1=0 in x+2y=1 A^':(x+1 / 1)=(y+1 / 2)=\frac-2(-1-2-1)1^2+2^2 From this, we get the image point: x=(3 / 5),y=(11 / 5)A^'((3 / 5),(11 / 5)) So the corresponding reflected line is written as: line =3x-4y+7=0 Similarly, take the mirror image of y+1=0 in x+2y=1 . Now taking mirror image of y+1=0 in x+2y=1 A^'':(x+1 / 1)=(y+1 / 2)=\frac-2(-1-2-1)1^2+2^2 This again gives: x=(3 / 5),y=(11 / 5) A^''((3 / 5),(11 / 5)) Now write the equation of the reflected line using point-slope form: line : (y+1)=(((11 / 5)+1) / ((3 / 5)-3))(x-3) Simplifying gives one reflected ray as: 4x+3y=9 Compare 4x+3y=9 with ax+by=9 . Then: comparing 4x+3y=9 with ax+by=9 &amp; a=4 , b=3 The other reflected ray is written as: by line -3x+4y=7 Compare -3x+4y=7 with cx+dy=7 . Then: comparing with cx+dy=7 ∴ c=-3 , d=4 Now calculate ad+bc : So, ad+bc =4 × 4+3 × (-3) =16-9=7</w:t>
             </w:r>
           </w:p>
         </w:tc>
